--- a/Coding 1 - year/Unit 5 - Functions and Modularity/Daily Lesson Plans/Word/Day 105.docx
+++ b/Coding 1 - year/Unit 5 - Functions and Modularity/Daily Lesson Plans/Word/Day 105.docx
@@ -50,12 +50,15 @@
               </w:rPr>
               <w:t xml:space="preserve">Coding I — Full Year</w:t>
             </w:r>
-          </w:p>
-          <w:p>
-            <w:pPr>
-              <w:spacing w:before="40"/>
-              <w:jc w:val="center"/>
-            </w:pPr>
+            <w:r>
+              <w:rPr>
+                <w:rFonts w:ascii="Arial" w:cs="Arial" w:eastAsia="Arial" w:hAnsi="Arial"/>
+                <w:sz w:val="16"/>
+                <w:szCs w:val="16"/>
+              </w:rPr>
+              <w:br/>
+              <w:t xml:space="preserve"/>
+            </w:r>
             <w:r>
               <w:rPr>
                 <w:rFonts w:ascii="Arial" w:cs="Arial" w:eastAsia="Arial" w:hAnsi="Arial"/>
@@ -83,7 +86,7 @@
           <w:rFonts w:ascii="Arial" w:cs="Arial" w:eastAsia="Arial" w:hAnsi="Arial"/>
           <w:b/>
           <w:bCs/>
-          <w:color w:val="1F3864"/>
+          <w:color w:val="2B5797"/>
           <w:sz w:val="32"/>
           <w:szCs w:val="32"/>
         </w:rPr>
@@ -261,9 +264,9 @@
               <w:right w:val="single" w:color="CCCCCC" w:sz="1"/>
             </w:tcBorders>
             <w:tcMar>
-              <w:top w:type="dxa" w:w="60"/>
+              <w:top w:type="dxa" w:w="80"/>
               <w:left w:type="dxa" w:w="120"/>
-              <w:bottom w:type="dxa" w:w="60"/>
+              <w:bottom w:type="dxa" w:w="80"/>
               <w:right w:type="dxa" w:w="120"/>
             </w:tcMar>
           </w:tcPr>
@@ -290,20 +293,147 @@
               <w:right w:val="single" w:color="CCCCCC" w:sz="1"/>
             </w:tcBorders>
             <w:tcMar>
-              <w:top w:type="dxa" w:w="60"/>
+              <w:top w:type="dxa" w:w="80"/>
               <w:left w:type="dxa" w:w="120"/>
-              <w:bottom w:type="dxa" w:w="60"/>
+              <w:bottom w:type="dxa" w:w="80"/>
               <w:right w:type="dxa" w:w="120"/>
             </w:tcMar>
           </w:tcPr>
           <w:p>
-            <w:r>
-              <w:rPr>
-                <w:rFonts w:ascii="Arial" w:cs="Arial" w:eastAsia="Arial" w:hAnsi="Arial"/>
-                <w:sz w:val="20"/>
-                <w:szCs w:val="20"/>
+            <w:pPr>
+              <w:spacing w:after="80" w:before="80"/>
+            </w:pPr>
+            <w:r>
+              <w:rPr>
+                <w:rFonts w:ascii="Arial" w:cs="Arial" w:eastAsia="Arial" w:hAnsi="Arial"/>
+                <w:b/>
+                <w:bCs/>
+                <w:i w:val="false"/>
+                <w:iCs w:val="false"/>
+                <w:color w:val="000000"/>
+                <w:sz w:val="22"/>
+                <w:szCs w:val="22"/>
               </w:rPr>
               <w:t xml:space="preserve">Bell Ringer / Review</w:t>
+            </w:r>
+            <w:r>
+              <w:rPr>
+                <w:rFonts w:ascii="Arial" w:cs="Arial" w:eastAsia="Arial" w:hAnsi="Arial"/>
+                <w:sz w:val="20"/>
+                <w:szCs w:val="20"/>
+              </w:rPr>
+              <w:br/>
+              <w:t xml:space="preserve"/>
+            </w:r>
+            <w:r>
+              <w:rPr>
+                <w:rFonts w:ascii="Arial" w:cs="Arial" w:eastAsia="Arial" w:hAnsi="Arial"/>
+                <w:sz w:val="20"/>
+                <w:szCs w:val="20"/>
+              </w:rPr>
+              <w:br/>
+              <w:t xml:space="preserve"/>
+            </w:r>
+            <w:r>
+              <w:rPr>
+                <w:rFonts w:ascii="Arial" w:cs="Arial" w:eastAsia="Arial" w:hAnsi="Arial"/>
+                <w:b/>
+                <w:bCs/>
+                <w:i w:val="false"/>
+                <w:iCs w:val="false"/>
+                <w:color w:val="000000"/>
+                <w:sz w:val="20"/>
+                <w:szCs w:val="20"/>
+              </w:rPr>
+              <w:t xml:space="preserve">Quick Write </w:t>
+            </w:r>
+            <w:r>
+              <w:rPr>
+                <w:rFonts w:ascii="Arial" w:cs="Arial" w:eastAsia="Arial" w:hAnsi="Arial"/>
+                <w:b w:val="false"/>
+                <w:bCs w:val="false"/>
+                <w:i w:val="false"/>
+                <w:iCs w:val="false"/>
+                <w:color w:val="000000"/>
+                <w:sz w:val="20"/>
+                <w:szCs w:val="20"/>
+              </w:rPr>
+              <w:t xml:space="preserve">(3 min — written or verbal):</w:t>
+            </w:r>
+            <w:r>
+              <w:rPr>
+                <w:rFonts w:ascii="Arial" w:cs="Arial" w:eastAsia="Arial" w:hAnsi="Arial"/>
+                <w:sz w:val="20"/>
+                <w:szCs w:val="20"/>
+              </w:rPr>
+              <w:br/>
+              <w:t xml:space="preserve"/>
+            </w:r>
+            <w:r>
+              <w:rPr>
+                <w:rFonts w:ascii="Arial" w:cs="Arial" w:eastAsia="Arial" w:hAnsi="Arial"/>
+                <w:b w:val="false"/>
+                <w:bCs w:val="false"/>
+                <w:i w:val="false"/>
+                <w:iCs w:val="false"/>
+                <w:color w:val="000000"/>
+                <w:sz w:val="20"/>
+                <w:szCs w:val="20"/>
+              </w:rPr>
+              <w:t xml:space="preserve">    In your own words: Design and build a complete program using well-documented functions that work together to solve a real problem?</w:t>
+            </w:r>
+            <w:r>
+              <w:rPr>
+                <w:rFonts w:ascii="Arial" w:cs="Arial" w:eastAsia="Arial" w:hAnsi="Arial"/>
+                <w:sz w:val="20"/>
+                <w:szCs w:val="20"/>
+              </w:rPr>
+              <w:br/>
+              <w:t xml:space="preserve"/>
+            </w:r>
+            <w:r>
+              <w:rPr>
+                <w:rFonts w:ascii="Arial" w:cs="Arial" w:eastAsia="Arial" w:hAnsi="Arial"/>
+                <w:sz w:val="20"/>
+                <w:szCs w:val="20"/>
+              </w:rPr>
+              <w:br/>
+              <w:t xml:space="preserve"/>
+            </w:r>
+            <w:r>
+              <w:rPr>
+                <w:rFonts w:ascii="Arial" w:cs="Arial" w:eastAsia="Arial" w:hAnsi="Arial"/>
+                <w:b w:val="false"/>
+                <w:bCs w:val="false"/>
+                <w:i/>
+                <w:iCs/>
+                <w:color w:val="444444"/>
+                <w:sz w:val="20"/>
+                <w:szCs w:val="20"/>
+              </w:rPr>
+              <w:t xml:space="preserve">Today's Goal: By the end of class you will be able to design and build a complete program using well-documented functions that work together to solve a real problem.</w:t>
+            </w:r>
+            <w:r>
+              <w:rPr>
+                <w:rFonts w:ascii="Arial" w:cs="Arial" w:eastAsia="Arial" w:hAnsi="Arial"/>
+                <w:sz w:val="20"/>
+                <w:szCs w:val="20"/>
+              </w:rPr>
+              <w:br/>
+              <w:t xml:space="preserve"/>
+            </w:r>
+            <w:r>
+              <w:rPr>
+                <w:rFonts w:ascii="Arial" w:cs="Arial" w:eastAsia="Arial" w:hAnsi="Arial"/>
+                <w:b w:val="false"/>
+                <w:bCs w:val="false"/>
+                <w:i/>
+                <w:iCs/>
+                <w:color w:val="555555"/>
+                <w:sz w:val="20"/>
+                <w:szCs w:val="20"/>
+              </w:rPr>
+              <w:t xml:space="preserve">→ Pair-share your response, then 2–3 students share with the class.</w:t>
             </w:r>
           </w:p>
         </w:tc>
@@ -319,9 +449,9 @@
               <w:right w:val="single" w:color="CCCCCC" w:sz="1"/>
             </w:tcBorders>
             <w:tcMar>
-              <w:top w:type="dxa" w:w="60"/>
+              <w:top w:type="dxa" w:w="80"/>
               <w:left w:type="dxa" w:w="120"/>
-              <w:bottom w:type="dxa" w:w="60"/>
+              <w:bottom w:type="dxa" w:w="80"/>
               <w:right w:type="dxa" w:w="120"/>
             </w:tcMar>
           </w:tcPr>
@@ -348,20 +478,164 @@
               <w:right w:val="single" w:color="CCCCCC" w:sz="1"/>
             </w:tcBorders>
             <w:tcMar>
-              <w:top w:type="dxa" w:w="60"/>
+              <w:top w:type="dxa" w:w="80"/>
               <w:left w:type="dxa" w:w="120"/>
-              <w:bottom w:type="dxa" w:w="60"/>
+              <w:bottom w:type="dxa" w:w="80"/>
               <w:right w:type="dxa" w:w="120"/>
             </w:tcMar>
           </w:tcPr>
           <w:p>
-            <w:r>
-              <w:rPr>
-                <w:rFonts w:ascii="Arial" w:cs="Arial" w:eastAsia="Arial" w:hAnsi="Arial"/>
-                <w:sz w:val="20"/>
-                <w:szCs w:val="20"/>
-              </w:rPr>
-              <w:t xml:space="preserve">Mini Lesson: Practice Lab — Well-Documented Function Programs</w:t>
+            <w:pPr>
+              <w:spacing w:after="80" w:before="80"/>
+            </w:pPr>
+            <w:r>
+              <w:rPr>
+                <w:rFonts w:ascii="Arial" w:cs="Arial" w:eastAsia="Arial" w:hAnsi="Arial"/>
+                <w:b/>
+                <w:bCs/>
+                <w:i w:val="false"/>
+                <w:iCs w:val="false"/>
+                <w:color w:val="000000"/>
+                <w:sz w:val="22"/>
+                <w:szCs w:val="22"/>
+              </w:rPr>
+              <w:t xml:space="preserve">Mini Lesson: </w:t>
+            </w:r>
+            <w:r>
+              <w:rPr>
+                <w:rFonts w:ascii="Arial" w:cs="Arial" w:eastAsia="Arial" w:hAnsi="Arial"/>
+                <w:b w:val="false"/>
+                <w:bCs w:val="false"/>
+                <w:i w:val="false"/>
+                <w:iCs w:val="false"/>
+                <w:color w:val="000000"/>
+                <w:sz w:val="22"/>
+                <w:szCs w:val="22"/>
+              </w:rPr>
+              <w:t xml:space="preserve">Practice Lab — Well-Documented Function Programs</w:t>
+            </w:r>
+            <w:r>
+              <w:rPr>
+                <w:rFonts w:ascii="Arial" w:cs="Arial" w:eastAsia="Arial" w:hAnsi="Arial"/>
+                <w:sz w:val="20"/>
+                <w:szCs w:val="20"/>
+              </w:rPr>
+              <w:br/>
+              <w:t xml:space="preserve"/>
+            </w:r>
+            <w:r>
+              <w:rPr>
+                <w:rFonts w:ascii="Arial" w:cs="Arial" w:eastAsia="Arial" w:hAnsi="Arial"/>
+                <w:sz w:val="20"/>
+                <w:szCs w:val="20"/>
+              </w:rPr>
+              <w:br/>
+              <w:t xml:space="preserve"/>
+            </w:r>
+            <w:r>
+              <w:rPr>
+                <w:rFonts w:ascii="Arial" w:cs="Arial" w:eastAsia="Arial" w:hAnsi="Arial"/>
+                <w:b/>
+                <w:bCs/>
+                <w:i/>
+                <w:iCs/>
+                <w:color w:val="000000"/>
+                <w:sz w:val="20"/>
+                <w:szCs w:val="20"/>
+              </w:rPr>
+              <w:t xml:space="preserve">Learning Target: </w:t>
+            </w:r>
+            <w:r>
+              <w:rPr>
+                <w:rFonts w:ascii="Arial" w:cs="Arial" w:eastAsia="Arial" w:hAnsi="Arial"/>
+                <w:b w:val="false"/>
+                <w:bCs w:val="false"/>
+                <w:i/>
+                <w:iCs/>
+                <w:color w:val="333333"/>
+                <w:sz w:val="20"/>
+                <w:szCs w:val="20"/>
+              </w:rPr>
+              <w:t xml:space="preserve">I can design and build a complete program using well-documented functions that work together to solve a real problem.</w:t>
+            </w:r>
+            <w:r>
+              <w:rPr>
+                <w:rFonts w:ascii="Arial" w:cs="Arial" w:eastAsia="Arial" w:hAnsi="Arial"/>
+                <w:sz w:val="20"/>
+                <w:szCs w:val="20"/>
+              </w:rPr>
+              <w:br/>
+              <w:t xml:space="preserve"/>
+            </w:r>
+            <w:r>
+              <w:rPr>
+                <w:rFonts w:ascii="Arial" w:cs="Arial" w:eastAsia="Arial" w:hAnsi="Arial"/>
+                <w:sz w:val="20"/>
+                <w:szCs w:val="20"/>
+              </w:rPr>
+              <w:br/>
+              <w:t xml:space="preserve"/>
+            </w:r>
+            <w:r>
+              <w:rPr>
+                <w:rFonts w:ascii="Arial" w:cs="Arial" w:eastAsia="Arial" w:hAnsi="Arial"/>
+                <w:b/>
+                <w:bCs/>
+                <w:i/>
+                <w:iCs/>
+                <w:color w:val="555555"/>
+                <w:sz w:val="20"/>
+                <w:szCs w:val="20"/>
+              </w:rPr>
+              <w:t xml:space="preserve">→ Live Demo — </w:t>
+            </w:r>
+            <w:r>
+              <w:rPr>
+                <w:rFonts w:ascii="Arial" w:cs="Arial" w:eastAsia="Arial" w:hAnsi="Arial"/>
+                <w:b w:val="false"/>
+                <w:bCs w:val="false"/>
+                <w:i/>
+                <w:iCs/>
+                <w:color w:val="555555"/>
+                <w:sz w:val="20"/>
+                <w:szCs w:val="20"/>
+              </w:rPr>
+              <w:t xml:space="preserve">type examples as students follow along in their own editor.</w:t>
+            </w:r>
+            <w:r>
+              <w:rPr>
+                <w:rFonts w:ascii="Arial" w:cs="Arial" w:eastAsia="Arial" w:hAnsi="Arial"/>
+                <w:sz w:val="20"/>
+                <w:szCs w:val="20"/>
+              </w:rPr>
+              <w:br/>
+              <w:t xml:space="preserve"/>
+            </w:r>
+            <w:r>
+              <w:rPr>
+                <w:rFonts w:ascii="Arial" w:cs="Arial" w:eastAsia="Arial" w:hAnsi="Arial"/>
+                <w:b/>
+                <w:bCs/>
+                <w:i/>
+                <w:iCs/>
+                <w:color w:val="555555"/>
+                <w:sz w:val="20"/>
+                <w:szCs w:val="20"/>
+              </w:rPr>
+              <w:t xml:space="preserve">→ Check for Understanding: </w:t>
+            </w:r>
+            <w:r>
+              <w:rPr>
+                <w:rFonts w:ascii="Arial" w:cs="Arial" w:eastAsia="Arial" w:hAnsi="Arial"/>
+                <w:b w:val="false"/>
+                <w:bCs w:val="false"/>
+                <w:i/>
+                <w:iCs/>
+                <w:color w:val="555555"/>
+                <w:sz w:val="20"/>
+                <w:szCs w:val="20"/>
+              </w:rPr>
+              <w:t xml:space="preserve">pause and cold-call: “Can someone explain what we just did in their own words?”</w:t>
             </w:r>
           </w:p>
         </w:tc>
@@ -377,9 +651,9 @@
               <w:right w:val="single" w:color="CCCCCC" w:sz="1"/>
             </w:tcBorders>
             <w:tcMar>
-              <w:top w:type="dxa" w:w="60"/>
+              <w:top w:type="dxa" w:w="80"/>
               <w:left w:type="dxa" w:w="120"/>
-              <w:bottom w:type="dxa" w:w="60"/>
+              <w:bottom w:type="dxa" w:w="80"/>
               <w:right w:type="dxa" w:w="120"/>
             </w:tcMar>
           </w:tcPr>
@@ -392,7 +666,7 @@
                 <w:sz w:val="20"/>
                 <w:szCs w:val="20"/>
               </w:rPr>
-              <w:t xml:space="preserve">15-20 min</w:t>
+              <w:t xml:space="preserve">15–20 min</w:t>
             </w:r>
           </w:p>
         </w:tc>
@@ -406,20 +680,81 @@
               <w:right w:val="single" w:color="CCCCCC" w:sz="1"/>
             </w:tcBorders>
             <w:tcMar>
-              <w:top w:type="dxa" w:w="60"/>
+              <w:top w:type="dxa" w:w="80"/>
               <w:left w:type="dxa" w:w="120"/>
-              <w:bottom w:type="dxa" w:w="60"/>
+              <w:bottom w:type="dxa" w:w="80"/>
               <w:right w:type="dxa" w:w="120"/>
             </w:tcMar>
           </w:tcPr>
           <w:p>
-            <w:r>
-              <w:rPr>
-                <w:rFonts w:ascii="Arial" w:cs="Arial" w:eastAsia="Arial" w:hAnsi="Arial"/>
-                <w:sz w:val="20"/>
-                <w:szCs w:val="20"/>
+            <w:pPr>
+              <w:spacing w:after="80" w:before="80"/>
+            </w:pPr>
+            <w:r>
+              <w:rPr>
+                <w:rFonts w:ascii="Arial" w:cs="Arial" w:eastAsia="Arial" w:hAnsi="Arial"/>
+                <w:b/>
+                <w:bCs/>
+                <w:i w:val="false"/>
+                <w:iCs w:val="false"/>
+                <w:color w:val="000000"/>
+                <w:sz w:val="22"/>
+                <w:szCs w:val="22"/>
               </w:rPr>
               <w:t xml:space="preserve">Independent Practice / Code Along</w:t>
+            </w:r>
+            <w:r>
+              <w:rPr>
+                <w:rFonts w:ascii="Arial" w:cs="Arial" w:eastAsia="Arial" w:hAnsi="Arial"/>
+                <w:sz w:val="20"/>
+                <w:szCs w:val="20"/>
+              </w:rPr>
+              <w:br/>
+              <w:t xml:space="preserve"/>
+            </w:r>
+            <w:r>
+              <w:rPr>
+                <w:rFonts w:ascii="Arial" w:cs="Arial" w:eastAsia="Arial" w:hAnsi="Arial"/>
+                <w:b w:val="false"/>
+                <w:bCs w:val="false"/>
+                <w:i w:val="false"/>
+                <w:iCs w:val="false"/>
+                <w:color w:val="000000"/>
+                <w:sz w:val="20"/>
+                <w:szCs w:val="20"/>
+              </w:rPr>
+              <w:t xml:space="preserve">    Work through problems from the day's exercise set.</w:t>
+            </w:r>
+            <w:r>
+              <w:rPr>
+                <w:rFonts w:ascii="Arial" w:cs="Arial" w:eastAsia="Arial" w:hAnsi="Arial"/>
+                <w:sz w:val="20"/>
+                <w:szCs w:val="20"/>
+              </w:rPr>
+              <w:br/>
+              <w:t xml:space="preserve"/>
+            </w:r>
+            <w:r>
+              <w:rPr>
+                <w:rFonts w:ascii="Arial" w:cs="Arial" w:eastAsia="Arial" w:hAnsi="Arial"/>
+                <w:sz w:val="20"/>
+                <w:szCs w:val="20"/>
+              </w:rPr>
+              <w:br/>
+              <w:t xml:space="preserve"/>
+            </w:r>
+            <w:r>
+              <w:rPr>
+                <w:rFonts w:ascii="Arial" w:cs="Arial" w:eastAsia="Arial" w:hAnsi="Arial"/>
+                <w:b w:val="false"/>
+                <w:bCs w:val="false"/>
+                <w:i/>
+                <w:iCs/>
+                <w:color w:val="555555"/>
+                <w:sz w:val="20"/>
+                <w:szCs w:val="20"/>
+              </w:rPr>
+              <w:t xml:space="preserve">→ Teacher circulates — offer hints, check for understanding.</w:t>
             </w:r>
           </w:p>
         </w:tc>
@@ -435,9 +770,9 @@
               <w:right w:val="single" w:color="CCCCCC" w:sz="1"/>
             </w:tcBorders>
             <w:tcMar>
-              <w:top w:type="dxa" w:w="60"/>
+              <w:top w:type="dxa" w:w="80"/>
               <w:left w:type="dxa" w:w="120"/>
-              <w:bottom w:type="dxa" w:w="60"/>
+              <w:bottom w:type="dxa" w:w="80"/>
               <w:right w:type="dxa" w:w="120"/>
             </w:tcMar>
           </w:tcPr>
@@ -464,20 +799,90 @@
               <w:right w:val="single" w:color="CCCCCC" w:sz="1"/>
             </w:tcBorders>
             <w:tcMar>
-              <w:top w:type="dxa" w:w="60"/>
+              <w:top w:type="dxa" w:w="80"/>
               <w:left w:type="dxa" w:w="120"/>
-              <w:bottom w:type="dxa" w:w="60"/>
+              <w:bottom w:type="dxa" w:w="80"/>
               <w:right w:type="dxa" w:w="120"/>
             </w:tcMar>
           </w:tcPr>
           <w:p>
-            <w:r>
-              <w:rPr>
-                <w:rFonts w:ascii="Arial" w:cs="Arial" w:eastAsia="Arial" w:hAnsi="Arial"/>
-                <w:sz w:val="20"/>
-                <w:szCs w:val="20"/>
+            <w:pPr>
+              <w:spacing w:after="80" w:before="80"/>
+            </w:pPr>
+            <w:r>
+              <w:rPr>
+                <w:rFonts w:ascii="Arial" w:cs="Arial" w:eastAsia="Arial" w:hAnsi="Arial"/>
+                <w:b/>
+                <w:bCs/>
+                <w:i w:val="false"/>
+                <w:iCs w:val="false"/>
+                <w:color w:val="000000"/>
+                <w:sz w:val="22"/>
+                <w:szCs w:val="22"/>
               </w:rPr>
               <w:t xml:space="preserve">Exit Ticket / Wrap-Up</w:t>
+            </w:r>
+            <w:r>
+              <w:rPr>
+                <w:rFonts w:ascii="Arial" w:cs="Arial" w:eastAsia="Arial" w:hAnsi="Arial"/>
+                <w:sz w:val="20"/>
+                <w:szCs w:val="20"/>
+              </w:rPr>
+              <w:br/>
+              <w:t xml:space="preserve"/>
+            </w:r>
+            <w:r>
+              <w:rPr>
+                <w:rFonts w:ascii="Arial" w:cs="Arial" w:eastAsia="Arial" w:hAnsi="Arial"/>
+                <w:sz w:val="20"/>
+                <w:szCs w:val="20"/>
+              </w:rPr>
+              <w:br/>
+              <w:t xml:space="preserve"/>
+            </w:r>
+            <w:r>
+              <w:rPr>
+                <w:rFonts w:ascii="Arial" w:cs="Arial" w:eastAsia="Arial" w:hAnsi="Arial"/>
+                <w:b w:val="false"/>
+                <w:bCs w:val="false"/>
+                <w:i w:val="false"/>
+                <w:iCs w:val="false"/>
+                <w:color w:val="000000"/>
+                <w:sz w:val="20"/>
+                <w:szCs w:val="20"/>
+              </w:rPr>
+              <w:t xml:space="preserve">Quick Check: Design and build a complete program using well-documented functions that work together to solve a real problem?</w:t>
+            </w:r>
+            <w:r>
+              <w:rPr>
+                <w:rFonts w:ascii="Arial" w:cs="Arial" w:eastAsia="Arial" w:hAnsi="Arial"/>
+                <w:sz w:val="20"/>
+                <w:szCs w:val="20"/>
+              </w:rPr>
+              <w:br/>
+              <w:t xml:space="preserve"/>
+            </w:r>
+            <w:r>
+              <w:rPr>
+                <w:rFonts w:ascii="Arial" w:cs="Arial" w:eastAsia="Arial" w:hAnsi="Arial"/>
+                <w:sz w:val="20"/>
+                <w:szCs w:val="20"/>
+              </w:rPr>
+              <w:br/>
+              <w:t xml:space="preserve"/>
+            </w:r>
+            <w:r>
+              <w:rPr>
+                <w:rFonts w:ascii="Arial" w:cs="Arial" w:eastAsia="Arial" w:hAnsi="Arial"/>
+                <w:b w:val="false"/>
+                <w:bCs w:val="false"/>
+                <w:i/>
+                <w:iCs/>
+                <w:color w:val="555555"/>
+                <w:sz w:val="20"/>
+                <w:szCs w:val="20"/>
+              </w:rPr>
+              <w:t xml:space="preserve">→ 3–2–1: Name 3 things learned, 2 new vocab words, 1 question you still have.</w:t>
             </w:r>
           </w:p>
         </w:tc>
@@ -1460,7 +1865,7 @@
                 <w:sz w:val="18"/>
                 <w:szCs w:val="18"/>
               </w:rPr>
-              <w:t xml:space="preserve"># Main program</w:t>
+              <w:t xml:space="preserve"> </w:t>
             </w:r>
           </w:p>
           <w:p>

--- a/Coding 1 - year/Unit 5 - Functions and Modularity/Daily Lesson Plans/Word/Day 105.docx
+++ b/Coding 1 - year/Unit 5 - Functions and Modularity/Daily Lesson Plans/Word/Day 105.docx
@@ -380,7 +380,7 @@
                 <w:sz w:val="20"/>
                 <w:szCs w:val="20"/>
               </w:rPr>
-              <w:t xml:space="preserve">    In your own words: Design and build a complete program using well-documented functions that work together to solve a real problem?</w:t>
+              <w:t xml:space="preserve">    Before designing anything, what questions would you need to answer first in order to design and build a complete program using well-documented functions that work together to solve a real problem?</w:t>
             </w:r>
             <w:r>
               <w:rPr>
@@ -411,7 +411,7 @@
                 <w:sz w:val="20"/>
                 <w:szCs w:val="20"/>
               </w:rPr>
-              <w:t xml:space="preserve">Today's Goal: By the end of class you will be able to design and build a complete program using well-documented functions that work together to solve a real problem.</w:t>
+              <w:t xml:space="preserve">Today’s Goal: By the end of class you will be able to design and build a complete program using well-documented functions that work together to solve a real problem.</w:t>
             </w:r>
             <w:r>
               <w:rPr>
@@ -851,7 +851,7 @@
                 <w:sz w:val="20"/>
                 <w:szCs w:val="20"/>
               </w:rPr>
-              <w:t xml:space="preserve">Quick Check: Design and build a complete program using well-documented functions that work together to solve a real problem?</w:t>
+              <w:t xml:space="preserve">What are the 2-3 most important steps when you design and build a complete program using well-documented functions that work together to solve a real problem? What could go wrong if you skip one?</w:t>
             </w:r>
             <w:r>
               <w:rPr>

--- a/Coding 1 - year/Unit 5 - Functions and Modularity/Daily Lesson Plans/Word/Day 105.docx
+++ b/Coding 1 - year/Unit 5 - Functions and Modularity/Daily Lesson Plans/Word/Day 105.docx
@@ -403,6 +403,72 @@
             <w:r>
               <w:rPr>
                 <w:rFonts w:ascii="Arial" w:cs="Arial" w:eastAsia="Arial" w:hAnsi="Arial"/>
+                <w:b/>
+                <w:bCs/>
+                <w:i w:val="false"/>
+                <w:iCs w:val="false"/>
+                <w:color w:val="000000"/>
+                <w:sz w:val="20"/>
+                <w:szCs w:val="20"/>
+              </w:rPr>
+              <w:t xml:space="preserve">Vocabulary Preview — </w:t>
+            </w:r>
+            <w:r>
+              <w:rPr>
+                <w:rFonts w:ascii="Arial" w:cs="Arial" w:eastAsia="Arial" w:hAnsi="Arial"/>
+                <w:b w:val="false"/>
+                <w:bCs w:val="false"/>
+                <w:i w:val="false"/>
+                <w:iCs w:val="false"/>
+                <w:color w:val="000000"/>
+                <w:sz w:val="20"/>
+                <w:szCs w:val="20"/>
+              </w:rPr>
+              <w:t xml:space="preserve">terms we'll use today:</w:t>
+            </w:r>
+            <w:r>
+              <w:rPr>
+                <w:rFonts w:ascii="Arial" w:cs="Arial" w:eastAsia="Arial" w:hAnsi="Arial"/>
+                <w:sz w:val="20"/>
+                <w:szCs w:val="20"/>
+              </w:rPr>
+              <w:br/>
+              <w:t xml:space="preserve"/>
+            </w:r>
+            <w:r>
+              <w:rPr>
+                <w:rFonts w:ascii="Arial" w:cs="Arial" w:eastAsia="Arial" w:hAnsi="Arial"/>
+                <w:b w:val="false"/>
+                <w:bCs w:val="false"/>
+                <w:i w:val="false"/>
+                <w:iCs w:val="false"/>
+                <w:color w:val="000000"/>
+                <w:sz w:val="20"/>
+                <w:szCs w:val="20"/>
+              </w:rPr>
+              <w:t xml:space="preserve">    • complete, multi-function program</w:t>
+            </w:r>
+            <w:r>
+              <w:rPr>
+                <w:rFonts w:ascii="Arial" w:cs="Arial" w:eastAsia="Arial" w:hAnsi="Arial"/>
+                <w:sz w:val="20"/>
+                <w:szCs w:val="20"/>
+              </w:rPr>
+              <w:br/>
+              <w:t xml:space="preserve"/>
+            </w:r>
+            <w:r>
+              <w:rPr>
+                <w:rFonts w:ascii="Arial" w:cs="Arial" w:eastAsia="Arial" w:hAnsi="Arial"/>
+                <w:sz w:val="20"/>
+                <w:szCs w:val="20"/>
+              </w:rPr>
+              <w:br/>
+              <w:t xml:space="preserve"/>
+            </w:r>
+            <w:r>
+              <w:rPr>
+                <w:rFonts w:ascii="Arial" w:cs="Arial" w:eastAsia="Arial" w:hAnsi="Arial"/>
                 <w:b w:val="false"/>
                 <w:bCs w:val="false"/>
                 <w:i/>
@@ -579,6 +645,81 @@
             <w:r>
               <w:rPr>
                 <w:rFonts w:ascii="Arial" w:cs="Arial" w:eastAsia="Arial" w:hAnsi="Arial"/>
+                <w:b w:val="false"/>
+                <w:bCs w:val="false"/>
+                <w:i w:val="false"/>
+                <w:iCs w:val="false"/>
+                <w:color w:val="000000"/>
+                <w:sz w:val="20"/>
+                <w:szCs w:val="20"/>
+              </w:rPr>
+              <w:t xml:space="preserve">This lab combines everything from Week 21: function composition, scope, and documentation. You'll build a complete, multi-function program that solves a practical problem. Your functions should be well-documented with docstrings, properly scoped, and organized</w:t>
+            </w:r>
+            <w:r>
+              <w:rPr>
+                <w:rFonts w:ascii="Arial" w:cs="Arial" w:eastAsia="Arial" w:hAnsi="Arial"/>
+                <w:sz w:val="20"/>
+                <w:szCs w:val="20"/>
+              </w:rPr>
+              <w:br/>
+              <w:t xml:space="preserve"/>
+            </w:r>
+            <w:r>
+              <w:rPr>
+                <w:rFonts w:ascii="Arial" w:cs="Arial" w:eastAsia="Arial" w:hAnsi="Arial"/>
+                <w:sz w:val="20"/>
+                <w:szCs w:val="20"/>
+              </w:rPr>
+              <w:br/>
+              <w:t xml:space="preserve"/>
+            </w:r>
+            <w:r>
+              <w:rPr>
+                <w:rFonts w:ascii="Arial" w:cs="Arial" w:eastAsia="Arial" w:hAnsi="Arial"/>
+                <w:b/>
+                <w:bCs/>
+                <w:i w:val="false"/>
+                <w:iCs w:val="false"/>
+                <w:color w:val="000000"/>
+                <w:sz w:val="20"/>
+                <w:szCs w:val="20"/>
+              </w:rPr>
+              <w:t xml:space="preserve">Vocabulary: </w:t>
+            </w:r>
+            <w:r>
+              <w:rPr>
+                <w:rFonts w:ascii="Arial" w:cs="Arial" w:eastAsia="Arial" w:hAnsi="Arial"/>
+                <w:b w:val="false"/>
+                <w:bCs w:val="false"/>
+                <w:i w:val="false"/>
+                <w:iCs w:val="false"/>
+                <w:color w:val="000000"/>
+                <w:sz w:val="20"/>
+                <w:szCs w:val="20"/>
+              </w:rPr>
+              <w:t xml:space="preserve">complete, multi-function program</w:t>
+            </w:r>
+            <w:r>
+              <w:rPr>
+                <w:rFonts w:ascii="Arial" w:cs="Arial" w:eastAsia="Arial" w:hAnsi="Arial"/>
+                <w:sz w:val="20"/>
+                <w:szCs w:val="20"/>
+              </w:rPr>
+              <w:br/>
+              <w:t xml:space="preserve"/>
+            </w:r>
+            <w:r>
+              <w:rPr>
+                <w:rFonts w:ascii="Arial" w:cs="Arial" w:eastAsia="Arial" w:hAnsi="Arial"/>
+                <w:sz w:val="20"/>
+                <w:szCs w:val="20"/>
+              </w:rPr>
+              <w:br/>
+              <w:t xml:space="preserve"/>
+            </w:r>
+            <w:r>
+              <w:rPr>
+                <w:rFonts w:ascii="Arial" w:cs="Arial" w:eastAsia="Arial" w:hAnsi="Arial"/>
                 <w:b/>
                 <w:bCs/>
                 <w:i/>
@@ -666,7 +807,7 @@
                 <w:sz w:val="20"/>
                 <w:szCs w:val="20"/>
               </w:rPr>
-              <w:t xml:space="preserve">15–20 min</w:t>
+              <w:t xml:space="preserve">15 min</w:t>
             </w:r>
           </w:p>
         </w:tc>
@@ -701,7 +842,16 @@
                 <w:sz w:val="22"/>
                 <w:szCs w:val="22"/>
               </w:rPr>
-              <w:t xml:space="preserve">Independent Practice / Code Along</w:t>
+              <w:t xml:space="preserve">Guided Practice</w:t>
+            </w:r>
+            <w:r>
+              <w:rPr>
+                <w:rFonts w:ascii="Arial" w:cs="Arial" w:eastAsia="Arial" w:hAnsi="Arial"/>
+                <w:sz w:val="20"/>
+                <w:szCs w:val="20"/>
+              </w:rPr>
+              <w:br/>
+              <w:t xml:space="preserve"/>
             </w:r>
             <w:r>
               <w:rPr>
@@ -723,7 +873,7 @@
                 <w:sz w:val="20"/>
                 <w:szCs w:val="20"/>
               </w:rPr>
-              <w:t xml:space="preserve">    Work through problems from the day's exercise set.</w:t>
+              <w:t xml:space="preserve">Choose one of the suggested projects and build a complete program with:</w:t>
             </w:r>
             <w:r>
               <w:rPr>
@@ -754,7 +904,7 @@
                 <w:sz w:val="20"/>
                 <w:szCs w:val="20"/>
               </w:rPr>
-              <w:t xml:space="preserve">→ Teacher circulates — offer hints, check for understanding.</w:t>
+              <w:t xml:space="preserve">→ Teacher models — students try alongside, then compare results.</w:t>
             </w:r>
           </w:p>
         </w:tc>
@@ -785,7 +935,7 @@
                 <w:sz w:val="20"/>
                 <w:szCs w:val="20"/>
               </w:rPr>
-              <w:t xml:space="preserve">5 min</w:t>
+              <w:t xml:space="preserve">15–20 min</w:t>
             </w:r>
           </w:p>
         </w:tc>
@@ -820,16 +970,7 @@
                 <w:sz w:val="22"/>
                 <w:szCs w:val="22"/>
               </w:rPr>
-              <w:t xml:space="preserve">Exit Ticket / Wrap-Up</w:t>
-            </w:r>
-            <w:r>
-              <w:rPr>
-                <w:rFonts w:ascii="Arial" w:cs="Arial" w:eastAsia="Arial" w:hAnsi="Arial"/>
-                <w:sz w:val="20"/>
-                <w:szCs w:val="20"/>
-              </w:rPr>
-              <w:br/>
-              <w:t xml:space="preserve"/>
+              <w:t xml:space="preserve">Independent Practice / Code Along</w:t>
             </w:r>
             <w:r>
               <w:rPr>
@@ -851,7 +992,29 @@
                 <w:sz w:val="20"/>
                 <w:szCs w:val="20"/>
               </w:rPr>
-              <w:t xml:space="preserve">What are the 2-3 most important steps when you design and build a complete program using well-documented functions that work together to solve a real problem? What could go wrong if you skip one?</w:t>
+              <w:t xml:space="preserve">    Students work through the Practice Lab — Well-Documented Function Programs exercises at their own pace.</w:t>
+            </w:r>
+            <w:r>
+              <w:rPr>
+                <w:rFonts w:ascii="Arial" w:cs="Arial" w:eastAsia="Arial" w:hAnsi="Arial"/>
+                <w:sz w:val="20"/>
+                <w:szCs w:val="20"/>
+              </w:rPr>
+              <w:br/>
+              <w:t xml:space="preserve"/>
+            </w:r>
+            <w:r>
+              <w:rPr>
+                <w:rFonts w:ascii="Arial" w:cs="Arial" w:eastAsia="Arial" w:hAnsi="Arial"/>
+                <w:b w:val="false"/>
+                <w:bCs w:val="false"/>
+                <w:i w:val="false"/>
+                <w:iCs w:val="false"/>
+                <w:color w:val="000000"/>
+                <w:sz w:val="20"/>
+                <w:szCs w:val="20"/>
+              </w:rPr>
+              <w:t xml:space="preserve">    Encourage students to try the challenge extension if they finish early.</w:t>
             </w:r>
             <w:r>
               <w:rPr>
@@ -882,6 +1045,134 @@
                 <w:sz w:val="20"/>
                 <w:szCs w:val="20"/>
               </w:rPr>
+              <w:t xml:space="preserve">→ Teacher circulates — offer hints, check for understanding.</w:t>
+            </w:r>
+          </w:p>
+        </w:tc>
+      </w:tr>
+      <w:tr>
+        <w:tc>
+          <w:tcPr>
+            <w:tcW w:type="dxa" w:w="1800"/>
+            <w:tcBorders>
+              <w:top w:val="single" w:color="CCCCCC" w:sz="1"/>
+              <w:left w:val="single" w:color="CCCCCC" w:sz="1"/>
+              <w:bottom w:val="single" w:color="CCCCCC" w:sz="1"/>
+              <w:right w:val="single" w:color="CCCCCC" w:sz="1"/>
+            </w:tcBorders>
+            <w:tcMar>
+              <w:top w:type="dxa" w:w="80"/>
+              <w:left w:type="dxa" w:w="120"/>
+              <w:bottom w:type="dxa" w:w="80"/>
+              <w:right w:type="dxa" w:w="120"/>
+            </w:tcMar>
+          </w:tcPr>
+          <w:p>
+            <w:r>
+              <w:rPr>
+                <w:rFonts w:ascii="Arial" w:cs="Arial" w:eastAsia="Arial" w:hAnsi="Arial"/>
+                <w:b/>
+                <w:bCs/>
+                <w:sz w:val="20"/>
+                <w:szCs w:val="20"/>
+              </w:rPr>
+              <w:t xml:space="preserve">5 min</w:t>
+            </w:r>
+          </w:p>
+        </w:tc>
+        <w:tc>
+          <w:tcPr>
+            <w:tcW w:type="dxa" w:w="7560"/>
+            <w:tcBorders>
+              <w:top w:val="single" w:color="CCCCCC" w:sz="1"/>
+              <w:left w:val="single" w:color="CCCCCC" w:sz="1"/>
+              <w:bottom w:val="single" w:color="CCCCCC" w:sz="1"/>
+              <w:right w:val="single" w:color="CCCCCC" w:sz="1"/>
+            </w:tcBorders>
+            <w:tcMar>
+              <w:top w:type="dxa" w:w="80"/>
+              <w:left w:type="dxa" w:w="120"/>
+              <w:bottom w:type="dxa" w:w="80"/>
+              <w:right w:type="dxa" w:w="120"/>
+            </w:tcMar>
+          </w:tcPr>
+          <w:p>
+            <w:pPr>
+              <w:spacing w:after="80" w:before="80"/>
+            </w:pPr>
+            <w:r>
+              <w:rPr>
+                <w:rFonts w:ascii="Arial" w:cs="Arial" w:eastAsia="Arial" w:hAnsi="Arial"/>
+                <w:b/>
+                <w:bCs/>
+                <w:i w:val="false"/>
+                <w:iCs w:val="false"/>
+                <w:color w:val="000000"/>
+                <w:sz w:val="22"/>
+                <w:szCs w:val="22"/>
+              </w:rPr>
+              <w:t xml:space="preserve">Exit Ticket / Wrap-Up</w:t>
+            </w:r>
+            <w:r>
+              <w:rPr>
+                <w:rFonts w:ascii="Arial" w:cs="Arial" w:eastAsia="Arial" w:hAnsi="Arial"/>
+                <w:sz w:val="20"/>
+                <w:szCs w:val="20"/>
+              </w:rPr>
+              <w:br/>
+              <w:t xml:space="preserve"/>
+            </w:r>
+            <w:r>
+              <w:rPr>
+                <w:rFonts w:ascii="Arial" w:cs="Arial" w:eastAsia="Arial" w:hAnsi="Arial"/>
+                <w:sz w:val="20"/>
+                <w:szCs w:val="20"/>
+              </w:rPr>
+              <w:br/>
+              <w:t xml:space="preserve"/>
+            </w:r>
+            <w:r>
+              <w:rPr>
+                <w:rFonts w:ascii="Arial" w:cs="Arial" w:eastAsia="Arial" w:hAnsi="Arial"/>
+                <w:b w:val="false"/>
+                <w:bCs w:val="false"/>
+                <w:i w:val="false"/>
+                <w:iCs w:val="false"/>
+                <w:color w:val="000000"/>
+                <w:sz w:val="20"/>
+                <w:szCs w:val="20"/>
+              </w:rPr>
+              <w:t xml:space="preserve">What are the 2-3 most important steps when you design and build a complete program using well-documented functions that work together to solve a real problem? What could go wrong if you skip one?</w:t>
+            </w:r>
+            <w:r>
+              <w:rPr>
+                <w:rFonts w:ascii="Arial" w:cs="Arial" w:eastAsia="Arial" w:hAnsi="Arial"/>
+                <w:sz w:val="20"/>
+                <w:szCs w:val="20"/>
+              </w:rPr>
+              <w:br/>
+              <w:t xml:space="preserve"/>
+            </w:r>
+            <w:r>
+              <w:rPr>
+                <w:rFonts w:ascii="Arial" w:cs="Arial" w:eastAsia="Arial" w:hAnsi="Arial"/>
+                <w:sz w:val="20"/>
+                <w:szCs w:val="20"/>
+              </w:rPr>
+              <w:br/>
+              <w:t xml:space="preserve"/>
+            </w:r>
+            <w:r>
+              <w:rPr>
+                <w:rFonts w:ascii="Arial" w:cs="Arial" w:eastAsia="Arial" w:hAnsi="Arial"/>
+                <w:b w:val="false"/>
+                <w:bCs w:val="false"/>
+                <w:i/>
+                <w:iCs/>
+                <w:color w:val="555555"/>
+                <w:sz w:val="20"/>
+                <w:szCs w:val="20"/>
+              </w:rPr>
               <w:t xml:space="preserve">→ 3–2–1: Name 3 things learned, 2 new vocab words, 1 question you still have.</w:t>
             </w:r>
           </w:p>
@@ -891,6 +1182,43 @@
     <w:p>
       <w:pPr>
         <w:spacing w:after="200"/>
+      </w:pPr>
+    </w:p>
+    <w:p>
+      <w:pPr>
+        <w:pBdr>
+          <w:bottom w:val="single" w:color="2B5797" w:sz="4" w:space="4"/>
+        </w:pBdr>
+        <w:spacing w:after="100" w:before="120"/>
+      </w:pPr>
+      <w:r>
+        <w:rPr>
+          <w:rFonts w:ascii="Arial" w:cs="Arial" w:eastAsia="Arial" w:hAnsi="Arial"/>
+          <w:b/>
+          <w:bCs/>
+          <w:color w:val="2B5797"/>
+          <w:sz w:val="24"/>
+          <w:szCs w:val="24"/>
+        </w:rPr>
+        <w:t xml:space="preserve">Key Concepts</w:t>
+      </w:r>
+    </w:p>
+    <w:p>
+      <w:pPr>
+        <w:spacing w:after="60"/>
+      </w:pPr>
+      <w:r>
+        <w:rPr>
+          <w:rFonts w:ascii="Arial" w:cs="Arial" w:eastAsia="Arial" w:hAnsi="Arial"/>
+          <w:sz w:val="20"/>
+          <w:szCs w:val="20"/>
+        </w:rPr>
+        <w:t xml:space="preserve">This lab combines everything from Week 21: function composition, scope, and documentation. You'll build a complete, multi-function program that solves a practical problem. Your functions should be well-documented with docstrings, properly scoped, and organized logically.</w:t>
+      </w:r>
+    </w:p>
+    <w:p>
+      <w:pPr>
+        <w:spacing w:after="160"/>
       </w:pPr>
     </w:p>
     <w:p>
@@ -2030,6 +2358,732 @@
     <w:p>
       <w:pPr>
         <w:spacing w:after="120"/>
+      </w:pPr>
+    </w:p>
+    <w:p>
+      <w:pPr>
+        <w:pBdr>
+          <w:bottom w:val="single" w:color="2B5797" w:sz="4" w:space="4"/>
+        </w:pBdr>
+        <w:spacing w:after="100" w:before="120"/>
+      </w:pPr>
+      <w:r>
+        <w:rPr>
+          <w:rFonts w:ascii="Arial" w:cs="Arial" w:eastAsia="Arial" w:hAnsi="Arial"/>
+          <w:b/>
+          <w:bCs/>
+          <w:color w:val="2B5797"/>
+          <w:sz w:val="24"/>
+          <w:szCs w:val="24"/>
+        </w:rPr>
+        <w:t xml:space="preserve">Guided Practice</w:t>
+      </w:r>
+    </w:p>
+    <w:p>
+      <w:pPr>
+        <w:spacing w:after="60"/>
+      </w:pPr>
+      <w:r>
+        <w:rPr>
+          <w:rFonts w:ascii="Arial" w:cs="Arial" w:eastAsia="Arial" w:hAnsi="Arial"/>
+          <w:sz w:val="20"/>
+          <w:szCs w:val="20"/>
+        </w:rPr>
+        <w:t xml:space="preserve">Choose one of the suggested projects and build a complete program with:</w:t>
+      </w:r>
+    </w:p>
+    <w:p>
+      <w:pPr>
+        <w:spacing w:after="60"/>
+      </w:pPr>
+      <w:r>
+        <w:rPr>
+          <w:rFonts w:ascii="Arial" w:cs="Arial" w:eastAsia="Arial" w:hAnsi="Arial"/>
+          <w:sz w:val="20"/>
+          <w:szCs w:val="20"/>
+        </w:rPr>
+        <w:t xml:space="preserve">- 4–8 functions, each with a clear purpose</w:t>
+      </w:r>
+    </w:p>
+    <w:p>
+      <w:pPr>
+        <w:spacing w:after="60"/>
+      </w:pPr>
+      <w:r>
+        <w:rPr>
+          <w:rFonts w:ascii="Arial" w:cs="Arial" w:eastAsia="Arial" w:hAnsi="Arial"/>
+          <w:sz w:val="20"/>
+          <w:szCs w:val="20"/>
+        </w:rPr>
+        <w:t xml:space="preserve">- Comprehensive docstrings for every function</w:t>
+      </w:r>
+    </w:p>
+    <w:p>
+      <w:pPr>
+        <w:spacing w:after="60"/>
+      </w:pPr>
+      <w:r>
+        <w:rPr>
+          <w:rFonts w:ascii="Arial" w:cs="Arial" w:eastAsia="Arial" w:hAnsi="Arial"/>
+          <w:sz w:val="20"/>
+          <w:szCs w:val="20"/>
+        </w:rPr>
+        <w:t xml:space="preserve">- Proper scope (functions should use local variables, not global)</w:t>
+      </w:r>
+    </w:p>
+    <w:p>
+      <w:pPr>
+        <w:spacing w:after="60"/>
+      </w:pPr>
+      <w:r>
+        <w:rPr>
+          <w:rFonts w:ascii="Arial" w:cs="Arial" w:eastAsia="Arial" w:hAnsi="Arial"/>
+          <w:sz w:val="20"/>
+          <w:szCs w:val="20"/>
+        </w:rPr>
+        <w:t xml:space="preserve">- Function composition (functions calling each other)</w:t>
+      </w:r>
+    </w:p>
+    <w:p>
+      <w:pPr>
+        <w:spacing w:after="60"/>
+      </w:pPr>
+      <w:r>
+        <w:rPr>
+          <w:rFonts w:ascii="Arial" w:cs="Arial" w:eastAsia="Arial" w:hAnsi="Arial"/>
+          <w:sz w:val="20"/>
+          <w:szCs w:val="20"/>
+        </w:rPr>
+        <w:t xml:space="preserve">- A main program that brings it all together</w:t>
+      </w:r>
+    </w:p>
+    <w:p>
+      <w:pPr>
+        <w:spacing w:after="60"/>
+      </w:pPr>
+      <w:r>
+        <w:rPr>
+          <w:rFonts w:ascii="Arial" w:cs="Arial" w:eastAsia="Arial" w:hAnsi="Arial"/>
+          <w:sz w:val="20"/>
+          <w:szCs w:val="20"/>
+        </w:rPr>
+        <w:t xml:space="preserve">- Clear output showing that the program works correctly</w:t>
+      </w:r>
+    </w:p>
+    <w:p>
+      <w:pPr>
+        <w:spacing w:after="60"/>
+      </w:pPr>
+      <w:r>
+        <w:rPr>
+          <w:rFonts w:ascii="Arial" w:cs="Arial" w:eastAsia="Arial" w:hAnsi="Arial"/>
+          <w:sz w:val="20"/>
+          <w:szCs w:val="20"/>
+        </w:rPr>
+        <w:t xml:space="preserve">1. Student Grade Manager</w:t>
+      </w:r>
+    </w:p>
+    <w:p>
+      <w:pPr>
+        <w:spacing w:after="60"/>
+      </w:pPr>
+      <w:r>
+        <w:rPr>
+          <w:rFonts w:ascii="Arial" w:cs="Arial" w:eastAsia="Arial" w:hAnsi="Arial"/>
+          <w:sz w:val="20"/>
+          <w:szCs w:val="20"/>
+        </w:rPr>
+        <w:t xml:space="preserve">- add_grade(grades_list, grade) — Add a grade</w:t>
+      </w:r>
+    </w:p>
+    <w:p>
+      <w:pPr>
+        <w:spacing w:after="60"/>
+      </w:pPr>
+      <w:r>
+        <w:rPr>
+          <w:rFonts w:ascii="Arial" w:cs="Arial" w:eastAsia="Arial" w:hAnsi="Arial"/>
+          <w:sz w:val="20"/>
+          <w:szCs w:val="20"/>
+        </w:rPr>
+        <w:t xml:space="preserve">- calculate_average(grades) — Calculate average</w:t>
+      </w:r>
+    </w:p>
+    <w:p>
+      <w:pPr>
+        <w:spacing w:after="60"/>
+      </w:pPr>
+      <w:r>
+        <w:rPr>
+          <w:rFonts w:ascii="Arial" w:cs="Arial" w:eastAsia="Arial" w:hAnsi="Arial"/>
+          <w:sz w:val="20"/>
+          <w:szCs w:val="20"/>
+        </w:rPr>
+        <w:t xml:space="preserve">- get_letter_grade(average) — Convert average to letter grade</w:t>
+      </w:r>
+    </w:p>
+    <w:p>
+      <w:pPr>
+        <w:spacing w:after="60"/>
+      </w:pPr>
+      <w:r>
+        <w:rPr>
+          <w:rFonts w:ascii="Arial" w:cs="Arial" w:eastAsia="Arial" w:hAnsi="Arial"/>
+          <w:sz w:val="20"/>
+          <w:szCs w:val="20"/>
+        </w:rPr>
+        <w:t xml:space="preserve">- print_report(name, grades) — Display full report</w:t>
+      </w:r>
+    </w:p>
+    <w:p>
+      <w:pPr>
+        <w:spacing w:after="60"/>
+      </w:pPr>
+      <w:r>
+        <w:rPr>
+          <w:rFonts w:ascii="Arial" w:cs="Arial" w:eastAsia="Arial" w:hAnsi="Arial"/>
+          <w:sz w:val="20"/>
+          <w:szCs w:val="20"/>
+        </w:rPr>
+        <w:t xml:space="preserve">2. Temperature Converter</w:t>
+      </w:r>
+    </w:p>
+    <w:p>
+      <w:pPr>
+        <w:spacing w:after="60"/>
+      </w:pPr>
+      <w:r>
+        <w:rPr>
+          <w:rFonts w:ascii="Arial" w:cs="Arial" w:eastAsia="Arial" w:hAnsi="Arial"/>
+          <w:sz w:val="20"/>
+          <w:szCs w:val="20"/>
+        </w:rPr>
+        <w:t xml:space="preserve">- celsius_to_fahrenheit(c) — Convert C to F</w:t>
+      </w:r>
+    </w:p>
+    <w:p>
+      <w:pPr>
+        <w:spacing w:after="60"/>
+      </w:pPr>
+      <w:r>
+        <w:rPr>
+          <w:rFonts w:ascii="Arial" w:cs="Arial" w:eastAsia="Arial" w:hAnsi="Arial"/>
+          <w:sz w:val="20"/>
+          <w:szCs w:val="20"/>
+        </w:rPr>
+        <w:t xml:space="preserve">- fahrenheit_to_celsius(f) — Convert F to C</w:t>
+      </w:r>
+    </w:p>
+    <w:p>
+      <w:pPr>
+        <w:spacing w:after="60"/>
+      </w:pPr>
+      <w:r>
+        <w:rPr>
+          <w:rFonts w:ascii="Arial" w:cs="Arial" w:eastAsia="Arial" w:hAnsi="Arial"/>
+          <w:sz w:val="20"/>
+          <w:szCs w:val="20"/>
+        </w:rPr>
+        <w:t xml:space="preserve">- is_freezing(celsius) — Check if below 0°C</w:t>
+      </w:r>
+    </w:p>
+    <w:p>
+      <w:pPr>
+        <w:spacing w:after="60"/>
+      </w:pPr>
+      <w:r>
+        <w:rPr>
+          <w:rFonts w:ascii="Arial" w:cs="Arial" w:eastAsia="Arial" w:hAnsi="Arial"/>
+          <w:sz w:val="20"/>
+          <w:szCs w:val="20"/>
+        </w:rPr>
+        <w:t xml:space="preserve">- classify_temperature(celsius) — Return "Cold", "Mild", "Hot"</w:t>
+      </w:r>
+    </w:p>
+    <w:p>
+      <w:pPr>
+        <w:spacing w:after="60"/>
+      </w:pPr>
+      <w:r>
+        <w:rPr>
+          <w:rFonts w:ascii="Arial" w:cs="Arial" w:eastAsia="Arial" w:hAnsi="Arial"/>
+          <w:sz w:val="20"/>
+          <w:szCs w:val="20"/>
+        </w:rPr>
+        <w:t xml:space="preserve">- print_weather_report(temp_c, humidity) — Display report</w:t>
+      </w:r>
+    </w:p>
+    <w:p>
+      <w:pPr>
+        <w:spacing w:after="60"/>
+      </w:pPr>
+      <w:r>
+        <w:rPr>
+          <w:rFonts w:ascii="Arial" w:cs="Arial" w:eastAsia="Arial" w:hAnsi="Arial"/>
+          <w:sz w:val="20"/>
+          <w:szCs w:val="20"/>
+        </w:rPr>
+        <w:t xml:space="preserve">3. Simple Library System</w:t>
+      </w:r>
+    </w:p>
+    <w:p>
+      <w:pPr>
+        <w:spacing w:after="60"/>
+      </w:pPr>
+      <w:r>
+        <w:rPr>
+          <w:rFonts w:ascii="Arial" w:cs="Arial" w:eastAsia="Arial" w:hAnsi="Arial"/>
+          <w:sz w:val="20"/>
+          <w:szCs w:val="20"/>
+        </w:rPr>
+        <w:t xml:space="preserve">- add_book(library, title, author) — Add book to list</w:t>
+      </w:r>
+    </w:p>
+    <w:p>
+      <w:pPr>
+        <w:spacing w:after="60"/>
+      </w:pPr>
+      <w:r>
+        <w:rPr>
+          <w:rFonts w:ascii="Arial" w:cs="Arial" w:eastAsia="Arial" w:hAnsi="Arial"/>
+          <w:sz w:val="20"/>
+          <w:szCs w:val="20"/>
+        </w:rPr>
+        <w:t xml:space="preserve">- find_book(library, title) — Search for a book</w:t>
+      </w:r>
+    </w:p>
+    <w:p>
+      <w:pPr>
+        <w:spacing w:after="60"/>
+      </w:pPr>
+      <w:r>
+        <w:rPr>
+          <w:rFonts w:ascii="Arial" w:cs="Arial" w:eastAsia="Arial" w:hAnsi="Arial"/>
+          <w:sz w:val="20"/>
+          <w:szCs w:val="20"/>
+        </w:rPr>
+        <w:t xml:space="preserve">- remove_book(library, title) — Remove a book</w:t>
+      </w:r>
+    </w:p>
+    <w:p>
+      <w:pPr>
+        <w:spacing w:after="60"/>
+      </w:pPr>
+      <w:r>
+        <w:rPr>
+          <w:rFonts w:ascii="Arial" w:cs="Arial" w:eastAsia="Arial" w:hAnsi="Arial"/>
+          <w:sz w:val="20"/>
+          <w:szCs w:val="20"/>
+        </w:rPr>
+        <w:t xml:space="preserve">- list_books(library) — Display all books</w:t>
+      </w:r>
+    </w:p>
+    <w:p>
+      <w:pPr>
+        <w:spacing w:after="60"/>
+      </w:pPr>
+      <w:r>
+        <w:rPr>
+          <w:rFonts w:ascii="Arial" w:cs="Arial" w:eastAsia="Arial" w:hAnsi="Arial"/>
+          <w:sz w:val="20"/>
+          <w:szCs w:val="20"/>
+        </w:rPr>
+        <w:t xml:space="preserve">- count_books(library) — Return total count</w:t>
+      </w:r>
+    </w:p>
+    <w:p>
+      <w:pPr>
+        <w:spacing w:after="60"/>
+      </w:pPr>
+      <w:r>
+        <w:rPr>
+          <w:rFonts w:ascii="Arial" w:cs="Arial" w:eastAsia="Arial" w:hAnsi="Arial"/>
+          <w:sz w:val="20"/>
+          <w:szCs w:val="20"/>
+        </w:rPr>
+        <w:t xml:space="preserve">4. Quiz Game</w:t>
+      </w:r>
+    </w:p>
+    <w:p>
+      <w:pPr>
+        <w:spacing w:after="60"/>
+      </w:pPr>
+      <w:r>
+        <w:rPr>
+          <w:rFonts w:ascii="Arial" w:cs="Arial" w:eastAsia="Arial" w:hAnsi="Arial"/>
+          <w:sz w:val="20"/>
+          <w:szCs w:val="20"/>
+        </w:rPr>
+        <w:t xml:space="preserve">- load_questions() — Return a list of questions</w:t>
+      </w:r>
+    </w:p>
+    <w:p>
+      <w:pPr>
+        <w:spacing w:after="60"/>
+      </w:pPr>
+      <w:r>
+        <w:rPr>
+          <w:rFonts w:ascii="Arial" w:cs="Arial" w:eastAsia="Arial" w:hAnsi="Arial"/>
+          <w:sz w:val="20"/>
+          <w:szCs w:val="20"/>
+        </w:rPr>
+        <w:t xml:space="preserve">- ask_question(question, correct_answer) — Ask and score</w:t>
+      </w:r>
+    </w:p>
+    <w:p>
+      <w:pPr>
+        <w:spacing w:after="60"/>
+      </w:pPr>
+      <w:r>
+        <w:rPr>
+          <w:rFonts w:ascii="Arial" w:cs="Arial" w:eastAsia="Arial" w:hAnsi="Arial"/>
+          <w:sz w:val="20"/>
+          <w:szCs w:val="20"/>
+        </w:rPr>
+        <w:t xml:space="preserve">- calculate_score(correct_count, total_count) — Calculate percentage</w:t>
+      </w:r>
+    </w:p>
+    <w:p>
+      <w:pPr>
+        <w:spacing w:after="60"/>
+      </w:pPr>
+      <w:r>
+        <w:rPr>
+          <w:rFonts w:ascii="Arial" w:cs="Arial" w:eastAsia="Arial" w:hAnsi="Arial"/>
+          <w:sz w:val="20"/>
+          <w:szCs w:val="20"/>
+        </w:rPr>
+        <w:t xml:space="preserve">- get_grade(percentage) — Convert score to grade</w:t>
+      </w:r>
+    </w:p>
+    <w:p>
+      <w:pPr>
+        <w:spacing w:after="60"/>
+      </w:pPr>
+      <w:r>
+        <w:rPr>
+          <w:rFonts w:ascii="Arial" w:cs="Arial" w:eastAsia="Arial" w:hAnsi="Arial"/>
+          <w:sz w:val="20"/>
+          <w:szCs w:val="20"/>
+        </w:rPr>
+        <w:t xml:space="preserve">- run_quiz() — Main game loop</w:t>
+      </w:r>
+    </w:p>
+    <w:p>
+      <w:pPr>
+        <w:spacing w:after="60"/>
+      </w:pPr>
+      <w:r>
+        <w:rPr>
+          <w:rFonts w:ascii="Arial" w:cs="Arial" w:eastAsia="Arial" w:hAnsi="Arial"/>
+          <w:sz w:val="20"/>
+          <w:szCs w:val="20"/>
+        </w:rPr>
+        <w:t xml:space="preserve">5. Budget Tracker</w:t>
+      </w:r>
+    </w:p>
+    <w:p>
+      <w:pPr>
+        <w:spacing w:after="60"/>
+      </w:pPr>
+      <w:r>
+        <w:rPr>
+          <w:rFonts w:ascii="Arial" w:cs="Arial" w:eastAsia="Arial" w:hAnsi="Arial"/>
+          <w:sz w:val="20"/>
+          <w:szCs w:val="20"/>
+        </w:rPr>
+        <w:t xml:space="preserve">- add_expense(expenses, amount, category) — Add expense</w:t>
+      </w:r>
+    </w:p>
+    <w:p>
+      <w:pPr>
+        <w:spacing w:after="60"/>
+      </w:pPr>
+      <w:r>
+        <w:rPr>
+          <w:rFonts w:ascii="Arial" w:cs="Arial" w:eastAsia="Arial" w:hAnsi="Arial"/>
+          <w:sz w:val="20"/>
+          <w:szCs w:val="20"/>
+        </w:rPr>
+        <w:t xml:space="preserve">- calculate_total(expenses) — Sum all expenses</w:t>
+      </w:r>
+    </w:p>
+    <w:p>
+      <w:pPr>
+        <w:spacing w:after="60"/>
+      </w:pPr>
+      <w:r>
+        <w:rPr>
+          <w:rFonts w:ascii="Arial" w:cs="Arial" w:eastAsia="Arial" w:hAnsi="Arial"/>
+          <w:sz w:val="20"/>
+          <w:szCs w:val="20"/>
+        </w:rPr>
+        <w:t xml:space="preserve">- category_total(expenses, category) — Sum one category</w:t>
+      </w:r>
+    </w:p>
+    <w:p>
+      <w:pPr>
+        <w:spacing w:after="60"/>
+      </w:pPr>
+      <w:r>
+        <w:rPr>
+          <w:rFonts w:ascii="Arial" w:cs="Arial" w:eastAsia="Arial" w:hAnsi="Arial"/>
+          <w:sz w:val="20"/>
+          <w:szCs w:val="20"/>
+        </w:rPr>
+        <w:t xml:space="preserve">- get_budget_status(spent, budget) — Return "OK" or "OVER"</w:t>
+      </w:r>
+    </w:p>
+    <w:p>
+      <w:pPr>
+        <w:spacing w:after="60"/>
+      </w:pPr>
+      <w:r>
+        <w:rPr>
+          <w:rFonts w:ascii="Arial" w:cs="Arial" w:eastAsia="Arial" w:hAnsi="Arial"/>
+          <w:sz w:val="20"/>
+          <w:szCs w:val="20"/>
+        </w:rPr>
+        <w:t xml:space="preserve">- print_summary(expenses, budget) — Display detailed report</w:t>
+      </w:r>
+    </w:p>
+    <w:p>
+      <w:pPr>
+        <w:spacing w:after="60"/>
+      </w:pPr>
+      <w:r>
+        <w:rPr>
+          <w:rFonts w:ascii="Arial" w:cs="Arial" w:eastAsia="Arial" w:hAnsi="Arial"/>
+          <w:sz w:val="20"/>
+          <w:szCs w:val="20"/>
+        </w:rPr>
+        <w:t xml:space="preserve">- [ ] I chose a project and understand what it should do</w:t>
+      </w:r>
+    </w:p>
+    <w:p>
+      <w:pPr>
+        <w:spacing w:after="60"/>
+      </w:pPr>
+      <w:r>
+        <w:rPr>
+          <w:rFonts w:ascii="Arial" w:cs="Arial" w:eastAsia="Arial" w:hAnsi="Arial"/>
+          <w:sz w:val="20"/>
+          <w:szCs w:val="20"/>
+        </w:rPr>
+        <w:t xml:space="preserve">- [ ] I wrote 4–8 related functions</w:t>
+      </w:r>
+    </w:p>
+    <w:p>
+      <w:pPr>
+        <w:spacing w:after="60"/>
+      </w:pPr>
+      <w:r>
+        <w:rPr>
+          <w:rFonts w:ascii="Arial" w:cs="Arial" w:eastAsia="Arial" w:hAnsi="Arial"/>
+          <w:sz w:val="20"/>
+          <w:szCs w:val="20"/>
+        </w:rPr>
+        <w:t xml:space="preserve">- [ ] Each function has a comprehensive docstring</w:t>
+      </w:r>
+    </w:p>
+    <w:p>
+      <w:pPr>
+        <w:spacing w:after="60"/>
+      </w:pPr>
+      <w:r>
+        <w:rPr>
+          <w:rFonts w:ascii="Arial" w:cs="Arial" w:eastAsia="Arial" w:hAnsi="Arial"/>
+          <w:sz w:val="20"/>
+          <w:szCs w:val="20"/>
+        </w:rPr>
+        <w:t xml:space="preserve">- [ ] Functions use local variables (not global)</w:t>
+      </w:r>
+    </w:p>
+    <w:p>
+      <w:pPr>
+        <w:spacing w:after="60"/>
+      </w:pPr>
+      <w:r>
+        <w:rPr>
+          <w:rFonts w:ascii="Arial" w:cs="Arial" w:eastAsia="Arial" w:hAnsi="Arial"/>
+          <w:sz w:val="20"/>
+          <w:szCs w:val="20"/>
+        </w:rPr>
+        <w:t xml:space="preserve">- [ ] Functions call each other appropriately</w:t>
+      </w:r>
+    </w:p>
+    <w:p>
+      <w:pPr>
+        <w:spacing w:after="60"/>
+      </w:pPr>
+      <w:r>
+        <w:rPr>
+          <w:rFonts w:ascii="Arial" w:cs="Arial" w:eastAsia="Arial" w:hAnsi="Arial"/>
+          <w:sz w:val="20"/>
+          <w:szCs w:val="20"/>
+        </w:rPr>
+        <w:t xml:space="preserve">- [ ] The main program demonstrates all functions working together</w:t>
+      </w:r>
+    </w:p>
+    <w:p>
+      <w:pPr>
+        <w:spacing w:after="60"/>
+      </w:pPr>
+      <w:r>
+        <w:rPr>
+          <w:rFonts w:ascii="Arial" w:cs="Arial" w:eastAsia="Arial" w:hAnsi="Arial"/>
+          <w:sz w:val="20"/>
+          <w:szCs w:val="20"/>
+        </w:rPr>
+        <w:t xml:space="preserve">- [ ] The output is clear and shows the program working correctly</w:t>
+      </w:r>
+    </w:p>
+    <w:p>
+      <w:pPr>
+        <w:spacing w:after="60"/>
+      </w:pPr>
+      <w:r>
+        <w:rPr>
+          <w:rFonts w:ascii="Arial" w:cs="Arial" w:eastAsia="Arial" w:hAnsi="Arial"/>
+          <w:sz w:val="20"/>
+          <w:szCs w:val="20"/>
+        </w:rPr>
+        <w:t xml:space="preserve">- [ ] I tested with multiple examples</w:t>
+      </w:r>
+    </w:p>
+    <w:p>
+      <w:pPr>
+        <w:spacing w:after="60"/>
+      </w:pPr>
+      <w:r>
+        <w:rPr>
+          <w:rFonts w:ascii="Arial" w:cs="Arial" w:eastAsia="Arial" w:hAnsi="Arial"/>
+          <w:sz w:val="20"/>
+          <w:szCs w:val="20"/>
+        </w:rPr>
+        <w:t xml:space="preserve">Submit your program with:</w:t>
+      </w:r>
+    </w:p>
+    <w:p>
+      <w:pPr>
+        <w:spacing w:after="60"/>
+      </w:pPr>
+      <w:r>
+        <w:rPr>
+          <w:rFonts w:ascii="Arial" w:cs="Arial" w:eastAsia="Arial" w:hAnsi="Arial"/>
+          <w:sz w:val="20"/>
+          <w:szCs w:val="20"/>
+        </w:rPr>
+        <w:t xml:space="preserve">1. All function definitions with docstrings</w:t>
+      </w:r>
+    </w:p>
+    <w:p>
+      <w:pPr>
+        <w:spacing w:after="60"/>
+      </w:pPr>
+      <w:r>
+        <w:rPr>
+          <w:rFonts w:ascii="Arial" w:cs="Arial" w:eastAsia="Arial" w:hAnsi="Arial"/>
+          <w:sz w:val="20"/>
+          <w:szCs w:val="20"/>
+        </w:rPr>
+        <w:t xml:space="preserve">2. Clear, well-organized main program</w:t>
+      </w:r>
+    </w:p>
+    <w:p>
+      <w:pPr>
+        <w:spacing w:after="60"/>
+      </w:pPr>
+      <w:r>
+        <w:rPr>
+          <w:rFonts w:ascii="Arial" w:cs="Arial" w:eastAsia="Arial" w:hAnsi="Arial"/>
+          <w:sz w:val="20"/>
+          <w:szCs w:val="20"/>
+        </w:rPr>
+        <w:t xml:space="preserve">3. Test output showing the program works</w:t>
+      </w:r>
+    </w:p>
+    <w:p>
+      <w:pPr>
+        <w:spacing w:after="60"/>
+      </w:pPr>
+      <w:r>
+        <w:rPr>
+          <w:rFonts w:ascii="Arial" w:cs="Arial" w:eastAsia="Arial" w:hAnsi="Arial"/>
+          <w:sz w:val="20"/>
+          <w:szCs w:val="20"/>
+        </w:rPr>
+        <w:t xml:space="preserve">4. Comments explaining the overall structure</w:t>
+      </w:r>
+    </w:p>
+    <w:p>
+      <w:pPr>
+        <w:spacing w:after="60"/>
+      </w:pPr>
+      <w:r>
+        <w:rPr>
+          <w:rFonts w:ascii="Arial" w:cs="Arial" w:eastAsia="Arial" w:hAnsi="Arial"/>
+          <w:sz w:val="20"/>
+          <w:szCs w:val="20"/>
+        </w:rPr>
+        <w:t xml:space="preserve">After completing this lab, answer:</w:t>
+      </w:r>
+    </w:p>
+    <w:p>
+      <w:pPr>
+        <w:spacing w:after="60"/>
+      </w:pPr>
+      <w:r>
+        <w:rPr>
+          <w:rFonts w:ascii="Arial" w:cs="Arial" w:eastAsia="Arial" w:hAnsi="Arial"/>
+          <w:sz w:val="20"/>
+          <w:szCs w:val="20"/>
+        </w:rPr>
+        <w:t xml:space="preserve">1. How did you use function composition in your program?</w:t>
+      </w:r>
+    </w:p>
+    <w:p>
+      <w:pPr>
+        <w:spacing w:after="60"/>
+      </w:pPr>
+      <w:r>
+        <w:rPr>
+          <w:rFonts w:ascii="Arial" w:cs="Arial" w:eastAsia="Arial" w:hAnsi="Arial"/>
+          <w:sz w:val="20"/>
+          <w:szCs w:val="20"/>
+        </w:rPr>
+        <w:t xml:space="preserve">2. How did docstrings help you organize your code?</w:t>
+      </w:r>
+    </w:p>
+    <w:p>
+      <w:pPr>
+        <w:spacing w:after="60"/>
+      </w:pPr>
+      <w:r>
+        <w:rPr>
+          <w:rFonts w:ascii="Arial" w:cs="Arial" w:eastAsia="Arial" w:hAnsi="Arial"/>
+          <w:sz w:val="20"/>
+          <w:szCs w:val="20"/>
+        </w:rPr>
+        <w:t xml:space="preserve">3. What was the most challenging part of this project?</w:t>
+      </w:r>
+    </w:p>
+    <w:p>
+      <w:pPr>
+        <w:spacing w:after="60"/>
+      </w:pPr>
+      <w:r>
+        <w:rPr>
+          <w:rFonts w:ascii="Arial" w:cs="Arial" w:eastAsia="Arial" w:hAnsi="Arial"/>
+          <w:sz w:val="20"/>
+          <w:szCs w:val="20"/>
+        </w:rPr>
+        <w:t xml:space="preserve">4. How would your program be different if it used global variables instead of local variables and return values?</w:t>
+      </w:r>
+    </w:p>
+    <w:p>
+      <w:pPr>
+        <w:spacing w:after="160"/>
       </w:pPr>
     </w:p>
     <w:p>
